--- a/shared/templates/rabobank/template_HYRABO00.docx
+++ b/shared/templates/rabobank/template_HYRABO00.docx
@@ -7,15 +7,15 @@
         <w:ind w:right="96"/>
       </w:pPr>
       <w:r>
-        <w:t xml:space="preserve">Vandaag, &lt;&lt;AKTE_DATUM&gt;&gt;, verschenen voor mij, &lt;&lt;NOTARIS_NAAM&gt;&gt;, notaris, met plaats van vestiging &lt;&lt;NOTARIS_STANDPLAATS&gt;&gt;,</w:t>
+        <w:t>Heden, &lt;&lt;AKTE_DATUM&gt;&gt;, verschenen voor mij, &lt;&lt;NOTARIS_NAAM&gt;&gt;, notaris, met plaats van vestiging &lt;&lt;NOTARIS_STANDPLAATS&gt;&gt;,</w:t>
       </w:r>
     </w:p>
     <w:p>
       <w:pPr/>
       <w:r>
-        <w:t xml:space="preserve">A.</w:t>
+        <w:t>A.</w:t>
         <w:tab/>
-        <w:t xml:space="preserve">&lt;&lt;NAAM_1_HOOFDLETTERS&gt;&gt; (&lt;&lt;VOORNAMEN_1&gt;&gt;), geboren te &lt;&lt;GEBOORTEPLAATS_1&gt;&gt; op &lt;&lt;GEBOORTEDAG_1_WOORDEN&gt;&gt; &lt;&lt;GEBOORTEMAAND_1_WOORDEN&gt;&gt; &lt;&lt;GEBOORTEJAAR_1_WOORDEN&gt;&gt;, wonende te &lt;&lt;ONDERPAND_POSTCODE&gt;&gt; &lt;&lt;ONDERPAND_WOONPLAATS&gt;&gt;, &lt;&lt;ONDERPAND_STRAAT&gt;&gt; &lt;&lt;ONDERPAND_HUISNUMMER&gt;&gt;, </w:t>
+        <w:t>&lt;&lt;AANHEF_1&gt;&gt; &lt;&lt;NAAM_1_HOOFDLETTERS&gt;&gt;, geboren te &lt;&lt;GEBOORTEPLAATS_1&gt;&gt; op &lt;&lt;GEBOORTEDAG_1_WOORDEN&gt;&gt; &lt;&lt;GEBOORTEMAAND_1_WOORDEN&gt;&gt; &lt;&lt;GEBOORTEJAAR_1_WOORDEN&gt;&gt;, &lt;&lt;WOONADRES_1&gt;&gt;</w:t>
       </w:r>
     </w:p>
     <w:p>
@@ -27,13 +27,52 @@
     <w:p>
       <w:pPr/>
       <w:r>
-        <w:t xml:space="preserve">&lt;&lt;NAAM_2_HOOFDLETTERS&gt;&gt; (&lt;&lt;VOORNAMEN_2&gt;&gt;), geboren te &lt;&lt;GEBOORTEPLAATS_2&gt;&gt; op &lt;&lt;GEBOORTEDAG_2_WOORDEN&gt;&gt; &lt;&lt;GEBOORTEMAAND_2_WOORDEN&gt;&gt; &lt;&lt;GEBOORTEJAAR_2_WOORDEN&gt;&gt;, wonende te &lt;&lt;ONDERPAND_POSTCODE&gt;&gt; &lt;&lt;ONDERPAND_WOONPLAATS&gt;&gt;, &lt;&lt;ONDERPAND_STRAAT&gt;&gt; &lt;&lt;ONDERPAND_HUISNUMMER&gt;&gt;, </w:t>
+        <w:t>&lt;&lt;AANHEF_2&gt;&gt; &lt;&lt;NAAM_2_HOOFDLETTERS&gt;&gt;, geboren te &lt;&lt;GEBOORTEPLAATS_2&gt;&gt; op &lt;&lt;GEBOORTEDAG_2_WOORDEN&gt;&gt; &lt;&lt;GEBOORTEMAAND_2_WOORDEN&gt;&gt; &lt;&lt;GEBOORTEJAAR_2_WOORDEN&gt;&gt;, &lt;&lt;WOONADRES_2&gt;&gt;</w:t>
       </w:r>
     </w:p>
     <w:p>
       <w:pPr/>
       <w:r>
         <w:t xml:space="preserve">&lt;&lt;#END:client_2&gt;&gt;</w:t>
+      </w:r>
+    </w:p>
+    <w:p>
+      <w:pPr>
+        <w:ind w:firstLine="720"/>
+      </w:pPr>
+      <w:r>
+        <w:rPr>
+          <w:rFonts w:ascii="Arial" w:hAnsi="Arial" w:cs="Arial"/>
+          <w:sz w:val="24"/>
+          <w:szCs w:val="24"/>
+        </w:rPr>
+        <w:t xml:space="preserve">&lt;&lt;#BEGIN:gehuwd_samen&gt;&gt;</w:t>
+      </w:r>
+    </w:p>
+    <w:p>
+      <w:pPr>
+        <w:ind w:firstLine="720"/>
+      </w:pPr>
+      <w:r>
+        <w:rPr>
+          <w:rFonts w:ascii="Arial" w:hAnsi="Arial" w:cs="Arial"/>
+          <w:sz w:val="24"/>
+          <w:szCs w:val="24"/>
+        </w:rPr>
+        <w:t xml:space="preserve">&lt;&lt;BURGERLIJKE_STAAT&gt;&gt;</w:t>
+      </w:r>
+    </w:p>
+    <w:p>
+      <w:pPr>
+        <w:ind w:firstLine="720"/>
+      </w:pPr>
+      <w:r>
+        <w:rPr>
+          <w:rFonts w:ascii="Arial" w:hAnsi="Arial" w:cs="Arial"/>
+          <w:sz w:val="24"/>
+          <w:szCs w:val="24"/>
+        </w:rPr>
+        <w:t xml:space="preserve">&lt;&lt;#END:gehuwd_samen&gt;&gt;</w:t>
       </w:r>
     </w:p>
     <w:p>
@@ -1233,33 +1272,37 @@
           <w:sz w:val="24"/>
           <w:szCs w:val="24"/>
         </w:rPr>
-        <w:t xml:space="preserve">De comparanten zijn mij, notaris, bekend.</w:t>
-      </w:r>
-    </w:p>
-    <w:p>
-      <w:pPr/>
-      <w:r>
-        <w:t xml:space="preserve">WAARVAN AKTE is verleden te &lt;&lt;AKTE_PLAATS&gt;&gt; op de datum in het hoofd van deze akte vermeld.</w:t>
-      </w:r>
-    </w:p>
-    <w:p>
-      <w:pPr/>
-      <w:r>
-        <w:t xml:space="preserve">De zakelijke inhoud van de akte is aan de comparanten opgegeven en toegelicht. De comparanten hebben verklaard op volledige voorlezing van de akte geen prijs te stellen, tijdig voor het verlijden van de inhoud van de akte te hebben kennis genomen.</w:t>
-      </w:r>
-    </w:p>
-    <w:p>
-      <w:pPr/>
-      <w:r>
-        <w:t xml:space="preserve">Deze akte is beperkt voorgelezen en onmiddellijk daarna ondertekend, eerst door de comparanten en vervolgens door mij, notaris, om &lt;&lt;AKTE_TIJDSTIP&gt;&gt;.</w:t>
+        <w:t>&lt;&lt;SLOT_TEKST&gt;&gt;</w:t>
       </w:r>
     </w:p>
     <w:sectPr>
+      <w:headerReference w:type="default" r:id="rId9"/>
+      <w:footerReference w:type="default" r:id="rId10"/>
       <w:pgSz w:w="11906" w:h="16838"/>
       <w:pgMar w:top="1984" w:right="1417" w:bottom="1417" w:left="2835"/>
     </w:sectPr>
   </w:body>
 </w:document>
+</file>
+
+<file path=word/footer1.xml><?xml version="1.0" encoding="utf-8"?>
+<w:ftr xmlns:m="http://schemas.openxmlformats.org/officeDocument/2006/math" xmlns:mc="http://schemas.openxmlformats.org/markup-compatibility/2006" xmlns:mo="http://schemas.microsoft.com/office/mac/office/2008/main" xmlns:mv="urn:schemas-microsoft-com:mac:vml" xmlns:o="urn:schemas-microsoft-com:office:office" xmlns:r="http://schemas.openxmlformats.org/officeDocument/2006/relationships" xmlns:v="urn:schemas-microsoft-com:vml" xmlns:w10="urn:schemas-microsoft-com:office:word" xmlns:w14="http://schemas.microsoft.com/office/word/2010/wordml" xmlns:w="http://schemas.openxmlformats.org/wordprocessingml/2006/main" xmlns:wne="http://schemas.microsoft.com/office/word/2006/wordml" xmlns:wp14="http://schemas.microsoft.com/office/word/2010/wordprocessingDrawing" xmlns:wp="http://schemas.openxmlformats.org/drawingml/2006/wordprocessingDrawing" xmlns:wpc="http://schemas.microsoft.com/office/word/2010/wordprocessingCanvas" xmlns:wpg="http://schemas.microsoft.com/office/word/2010/wordprocessingGroup" xmlns:wpi="http://schemas.microsoft.com/office/word/2010/wordprocessingInk" xmlns:wps="http://schemas.microsoft.com/office/word/2010/wordprocessingShape" mc:Ignorable="w14 wp14">
+  <w:p>
+    <w:pPr>
+      <w:pStyle w:val="Footer"/>
+    </w:pPr>
+  </w:p>
+</w:ftr>
+</file>
+
+<file path=word/header1.xml><?xml version="1.0" encoding="utf-8"?>
+<w:hdr xmlns:m="http://schemas.openxmlformats.org/officeDocument/2006/math" xmlns:mc="http://schemas.openxmlformats.org/markup-compatibility/2006" xmlns:mo="http://schemas.microsoft.com/office/mac/office/2008/main" xmlns:mv="urn:schemas-microsoft-com:mac:vml" xmlns:o="urn:schemas-microsoft-com:office:office" xmlns:r="http://schemas.openxmlformats.org/officeDocument/2006/relationships" xmlns:v="urn:schemas-microsoft-com:vml" xmlns:w10="urn:schemas-microsoft-com:office:word" xmlns:w14="http://schemas.microsoft.com/office/word/2010/wordml" xmlns:w="http://schemas.openxmlformats.org/wordprocessingml/2006/main" xmlns:wne="http://schemas.microsoft.com/office/word/2006/wordml" xmlns:wp14="http://schemas.microsoft.com/office/word/2010/wordprocessingDrawing" xmlns:wp="http://schemas.openxmlformats.org/drawingml/2006/wordprocessingDrawing" xmlns:wpc="http://schemas.microsoft.com/office/word/2010/wordprocessingCanvas" xmlns:wpg="http://schemas.microsoft.com/office/word/2010/wordprocessingGroup" xmlns:wpi="http://schemas.microsoft.com/office/word/2010/wordprocessingInk" xmlns:wps="http://schemas.microsoft.com/office/word/2010/wordprocessingShape" mc:Ignorable="w14 wp14">
+  <w:p>
+    <w:pPr>
+      <w:pStyle w:val="Header"/>
+    </w:pPr>
+  </w:p>
+</w:hdr>
 </file>
 
 <file path=word/numbering.xml><?xml version="1.0" encoding="utf-8"?>
